--- a/analysis/Angerona_Master_Manual_v1.7.6.docx
+++ b/analysis/Angerona_Master_Manual_v1.7.6.docx
@@ -4481,6 +4481,86 @@
         <w:t>Proposed, not shipped: detector reuse of the shared connection cache, a global MCP request-worker cap, bounded reverse/indexed Evolution-feed lookup, isolated counterfactual replay, offline telemetry-failure mutation, keyed causal-ledger checkpoints, and local novelty sketches.</w:t>
       </w:r>
     </w:p>
+    <w:p>
+      <w:r>
+        <w:br w:type="page"/>
+      </w:r>
+    </w:p>
+    <w:p>
+      <w:pPr>
+        <w:pStyle w:val="Heading1"/>
+      </w:pPr>
+      <w:r>
+        <w:t>ARIA — Local, Gated, Defensive-Only Assistant Layer (v1.8.0)</w:t>
+      </w:r>
+    </w:p>
+    <w:p>
+      <w:r>
+        <w:t>ARIA is a JARVIS-style assistant for Angerona: a heads-up display you can talk to, a brain that answers from your own runbooks, adaptive self-tuning, and opt-in connectors. Everything is local-first, additive, off by default, and wired into nothing at import; every module ships a self_test(). The project non-negotiables hold throughout: every action is confirm-then-execute, defensive-only, local-first, and mic/voice/connectors are off by default. Run every self-test from the repo root with: python run_aria_selftests.py (all eleven modules PASS).</w:t>
+      </w:r>
+    </w:p>
+    <w:p>
+      <w:pPr>
+        <w:pStyle w:val="Heading2"/>
+      </w:pPr>
+      <w:r>
+        <w:t>ARIA Overdrive — adaptive performance governor (core/perf_governor.py)</w:t>
+      </w:r>
+    </w:p>
+    <w:p>
+      <w:r>
+        <w:t>Overdrive replaces Angerona's fixed UI constants (2-second refresh, 120-row alert cap, 500-item display batch) with an adaptive governor for the cosmetic/UI path only. It samples the suite's own vitals (EventBus occupancy, CPU, GUI refresh latency, live Qt object count, RSS, events/sec, threat pressure), blends them into a load score, and maps it to a band (NOMINAL, ELEVATED, HIGH, CRITICAL) with separate rising and falling thresholds so the band cannot oscillate. Each band carries a read-only TuningProfile; the NOMINAL profile equals today's shipped defaults, so with the governor off behaviour is unchanged. Threat pressure enters the score as a floor, so a threat spike sheds cosmetic work first and protects the detection hot path even when CPU is calm. Hard invariant, enforced by self_test(): the governor may only relax cosmetic/UI work — it never slows, drops, or throttles detection, correlation, or response. Gated behind config.perf_governor_enabled (default off). Note: since v1.7.4 the EventBus no longer suppresses INFO at 85% occupancy, so the profile's info_drop_occupancy knob is inert until a consumer reintroduces backpressure.</w:t>
+      </w:r>
+    </w:p>
+    <w:p>
+      <w:pPr>
+        <w:pStyle w:val="Heading2"/>
+      </w:pPr>
+      <w:r>
+        <w:t>ARIA local core — assistant, runbook RAG, posture history, routines, dispatch</w:t>
+      </w:r>
+    </w:p>
+    <w:p>
+      <w:r>
+        <w:t>The assistant (core/assistant.py) holds a short conversation memory and a tool registry split by kind. READ tools (recent alerts, ATT&amp;CK coverage, the Angerona Score, Cortex status) run immediately because they only observe. WRITE tools (contain a host, ignore an alert, allow/block an indicator, run a drill, run the six-agent loop) are gated by a confirm-then-execute protocol: invoking one returns a human preview and a single-use token, and the action runs exactly once only when the operator confirms it (the token expires after five minutes). Proactive triggers evaluate a state snapshot and may surface a message on the HUD, but they can only speak, never invoke a write. The registry ships no offensive tooling.</w:t>
+      </w:r>
+    </w:p>
+    <w:p>
+      <w:r>
+        <w:t>Runbook RAG (core/runbook_rag.py) answers operational questions from your own markdown playbooks: it indexes the docs tree, chunks each file by heading, and ranks chunks with BM25 in pure Python (no embeddings, no network); every answer cites a file and heading, and when nothing matches it says so. Posture History (core/posture_history.py) is an append-only trend of the Angerona Score in the local flight-recorder DB, exposing the series, a windowed trend delta, downsampling, and a compact sparkline for the HUD. ARIA Routines (core/aria_routines.py) provide a nightly briefing, a weekly red-team drill reminder, and a daily coverage check as pure, side-effect-free text composers with suggested crons; scheduling is delegated to the existing scheduler. ARIA Dispatch (core/aria_dispatch.py) exposes the six-agent improvement loop and the red-team/verifier/threat-research subagents as gated WRITE tools on the assistant — it runs nothing itself, wrapping an injected agent runner.</w:t>
+      </w:r>
+    </w:p>
+    <w:p>
+      <w:pPr>
+        <w:pStyle w:val="Heading2"/>
+      </w:pPr>
+      <w:r>
+        <w:t>ARIA HUD (gui/aria_hud.py)</w:t>
+      </w:r>
+    </w:p>
+    <w:p>
+      <w:r>
+        <w:t>A pulsing orb whose colour and pulse cadence track the live Angerona Score (STRONG green, GUARDED blue, ELEVATED amber, CRITICAL red; the pulse quickens as posture worsens), a one-line live status (score, band, active alerts, trend arrow), a posture sparkline, and a chat box wired to the assistant. The score-to-visual mapping is a pure, Qt-free, self-tested function; the PySide6 widget is import-guarded so the module loads and tests even without Qt.</w:t>
+      </w:r>
+    </w:p>
+    <w:p>
+      <w:pPr>
+        <w:pStyle w:val="Heading2"/>
+      </w:pPr>
+      <w:r>
+        <w:t>ARIA connectors (opt-in, degraded-safe)</w:t>
+      </w:r>
+    </w:p>
+    <w:p>
+      <w:r>
+        <w:t>Voice (connectors/voice.py) gives ARIA spoken narration (local pyttsx3/SAPI) and voice commands (local vosk/faster-whisper) behind a "hey aria" wake word; every backend is optional and auto-detected, the mic never engages unless enabled, and recognised commands go to the gated assistant. Channel Push (connectors/channel_push.py) is the one outbound connector — it posts briefings and criticals to Slack/Teams/ntfy/webhook, off by default, with a minimum-level filter and a secret-redaction pass on every message. Inbox Triage (connectors/inbox_triage.py) flags phishing with local, explainable heuristics (SPF/DKIM/DMARC, Reply-To mismatch, lookalike domains, executable/macro attachments, lure terms, link masking) yielding a score, verdict and reasons; the IMAP fetch is opt-in and strictly read-only. Research (connectors/research.py) classifies an indicator and builds vetted, allow-listed read-only lookup URLs (VirusTotal, NVD, CISA KEV, AbuseIPDB, URLhaus), handing the page fetch to an injected Claude-for-Chrome callable — reconnaissance only.</w:t>
+      </w:r>
+    </w:p>
+    <w:p>
+      <w:r>
+        <w:t>Research Bridge (connectors/research_fetchers.py) finishes research-on-command with two realistic fetch modes. In browser-surface mode (the default, no egress from the app) it opens the vetted lookup URLs in the default browser, where the Claude-for-Chrome extension reads and summarises them. In headless mode an opt-in, GET-only, allow-list-restricted HttpFetcher returns page text for autonomous summaries, refusing the network unless explicitly enabled. register_research_tool() exposes a live READ 'research' tool on the assistant. All twelve ARIA self-tests pass (run_aria_selftests.py, executed green).</w:t>
+      </w:r>
+    </w:p>
     <w:sectPr>
       <w:pgSz w:w="12240" w:h="15840"/>
       <w:pgMar w:top="1008" w:right="1152" w:bottom="1008" w:left="1152" w:header="720" w:footer="720" w:gutter="0"/>

--- a/analysis/Angerona_Master_Manual_v1.7.6.docx
+++ b/analysis/Angerona_Master_Manual_v1.7.6.docx
@@ -102,7 +102,7 @@
           <w:color w:val="B91C1C"/>
           <w:sz w:val="21"/>
         </w:rPr>
-        <w:t>IMPORTANT — there are two programs in this repository. Angerona (this manual) is the PySide6 GUI at AngeronaSuite/src/angerona/, launched via start-angerona.bat → pythonw -m angerona. A separate, older Rich-terminal prototype lives at the D:\local-security-ai repository root (agent.py / ui.py) — it is not covered here and should not be confused with the current app.</w:t>
+        <w:t>IMPORTANT — there are two programs in this repository. Angerona (this manual) is the PySide6 GUI at AngeronaSuite/src/angerona/, launched via start-angerona.bat → pythonw -m angerona. A separate, older Rich-terminal prototype lives at the &lt;workspace-root&gt; repository root (agent.py / ui.py) — it is not covered here and should not be confused with the current app.</w:t>
       </w:r>
     </w:p>
     <w:p>
@@ -4561,7 +4561,82 @@
         <w:t>Research Bridge (connectors/research_fetchers.py) finishes research-on-command with two realistic fetch modes. In browser-surface mode (the default, no egress from the app) it opens the vetted lookup URLs in the default browser, where the Claude-for-Chrome extension reads and summarises them. In headless mode an opt-in, GET-only, allow-list-restricted HttpFetcher returns page text for autonomous summaries, refusing the network unless explicitly enabled. register_research_tool() exposes a live READ 'research' tool on the assistant. All twelve ARIA self-tests pass (run_aria_selftests.py, executed green).</w:t>
       </w:r>
     </w:p>
+    <w:p>
+      <w:r>
+        <w:br w:type="page"/>
+      </w:r>
+    </w:p>
+    <w:p>
+      <w:r>
+        <w:rPr>
+          <w:b/>
+          <w:sz w:val="36"/>
+        </w:rPr>
+        <w:t>v1.9.3 Cycle 3 Public-Release Update</w:t>
+      </w:r>
+    </w:p>
+    <w:p>
+      <w:r>
+        <w:t>Validated 2026-07-19 through three focused rounds covering security and privacy, correctness and remediation, and sustained performance/UI behavior.</w:t>
+      </w:r>
+    </w:p>
+    <w:p>
+      <w:r>
+        <w:t>• Purple Guard only marks a drill technique remediated after a fresh, later, different-run detector catch; AARs separate detection coverage from response coverage.</w:t>
+      </w:r>
+    </w:p>
+    <w:p>
+      <w:r>
+        <w:t>• Settings now expose trusted-process learning and direct push-to-talk conversational controls, including verified offline speech-model installation.</w:t>
+      </w:r>
+    </w:p>
+    <w:p>
+      <w:r>
+        <w:t>• The one-click Windows path enforces Python 3.10+, wheel-only dependencies, complete package installation, protected runtime storage, and a frozen-release completeness gate.</w:t>
+      </w:r>
+    </w:p>
+    <w:p>
+      <w:r>
+        <w:t>Verification baseline: 57 automated tests passed with one platform-specific skip; the product self-check completed 26/26 gates and ARIA completed 13/13 checks.</w:t>
+      </w:r>
+    </w:p>
+    <w:p>
+      <w:r>
+        <w:br w:type="page"/>
+      </w:r>
+    </w:p>
+    <w:p>
+      <w:r>
+        <w:rPr>
+          <w:b/>
+          <w:sz w:val="36"/>
+        </w:rPr>
+        <w:t>v1.9.3 Final Installer and Publication Gate</w:t>
+      </w:r>
+    </w:p>
+    <w:p>
+      <w:r>
+        <w:t>? The recommended GitHub release is now a one-click protected install: it re-verifies both one-file executables, installs them under %ProgramFiles%\Angerona, creates the supported shortcut, and defaults mutable state to protected D:\AngeronaData on a fixed D: volume, with protected %ProgramData%\Angerona only when D: is unavailable. Legacy per-user C: spill is migrated collision-safely.</w:t>
+      </w:r>
+    </w:p>
+    <w:p>
+      <w:r>
+        <w:t>• The Black Box is built first and its SHA-256 is embedded in Angerona.exe. Frozen launch requires the same protected root, non-writable ACLs, no reparse points, and an exact digest match. The verified offline speech model and ARIA documentation are bundled.</w:t>
+      </w:r>
+    </w:p>
+    <w:p>
+      <w:r>
+        <w:t>• The full CPython 3.12 Windows release/tool dependency closure is pinned. Contributor source setup rejects an untrusted pre-existing virtual environment and only accepts Authenticode-valid official Python/Ollama executables. The public tree uses synthetic demo telemetry and contains no personal workstation identity or paths.</w:t>
+      </w:r>
+    </w:p>
+    <w:p>
+      <w:r>
+        <w:t>• Verification: 63 modules discovered; 57 automated tests passed with one platform skip; product self-check 26/26; ARIA 13/13. Current files are privacy-clean, but Git history still requires an explicit owner-approved rewrite or clean-repository publication before going public. Builds remain unsigned until an Authenticode certificate is supplied.</w:t>
+      </w:r>
+    </w:p>
     <w:sectPr>
+      <w:headerReference w:type="default" r:id="rId9"/>
+      <w:footerReference w:type="default" r:id="rId10"/>
       <w:pgSz w:w="12240" w:h="15840"/>
       <w:pgMar w:top="1008" w:right="1152" w:bottom="1008" w:left="1152" w:header="720" w:footer="720" w:gutter="0"/>
       <w:cols w:space="720"/>
@@ -4569,6 +4644,26 @@
     </w:sectPr>
   </w:body>
 </w:document>
+</file>
+
+<file path=word/footer1.xml><?xml version="1.0" encoding="utf-8"?>
+<w:ftr xmlns:m="http://schemas.openxmlformats.org/officeDocument/2006/math" xmlns:mc="http://schemas.openxmlformats.org/markup-compatibility/2006" xmlns:mo="http://schemas.microsoft.com/office/mac/office/2008/main" xmlns:mv="urn:schemas-microsoft-com:mac:vml" xmlns:o="urn:schemas-microsoft-com:office:office" xmlns:r="http://schemas.openxmlformats.org/officeDocument/2006/relationships" xmlns:v="urn:schemas-microsoft-com:vml" xmlns:w10="urn:schemas-microsoft-com:office:word" xmlns:w14="http://schemas.microsoft.com/office/word/2010/wordml" xmlns:w="http://schemas.openxmlformats.org/wordprocessingml/2006/main" xmlns:wne="http://schemas.microsoft.com/office/word/2006/wordml" xmlns:wp14="http://schemas.microsoft.com/office/word/2010/wordprocessingDrawing" xmlns:wp="http://schemas.openxmlformats.org/drawingml/2006/wordprocessingDrawing" xmlns:wpc="http://schemas.microsoft.com/office/word/2010/wordprocessingCanvas" xmlns:wpg="http://schemas.microsoft.com/office/word/2010/wordprocessingGroup" xmlns:wpi="http://schemas.microsoft.com/office/word/2010/wordprocessingInk" xmlns:wps="http://schemas.microsoft.com/office/word/2010/wordprocessingShape" mc:Ignorable="w14 wp14">
+  <w:p>
+    <w:pPr>
+      <w:pStyle w:val="Footer"/>
+    </w:pPr>
+  </w:p>
+</w:ftr>
+</file>
+
+<file path=word/header1.xml><?xml version="1.0" encoding="utf-8"?>
+<w:hdr xmlns:m="http://schemas.openxmlformats.org/officeDocument/2006/math" xmlns:mc="http://schemas.openxmlformats.org/markup-compatibility/2006" xmlns:mo="http://schemas.microsoft.com/office/mac/office/2008/main" xmlns:mv="urn:schemas-microsoft-com:mac:vml" xmlns:o="urn:schemas-microsoft-com:office:office" xmlns:r="http://schemas.openxmlformats.org/officeDocument/2006/relationships" xmlns:v="urn:schemas-microsoft-com:vml" xmlns:w10="urn:schemas-microsoft-com:office:word" xmlns:w14="http://schemas.microsoft.com/office/word/2010/wordml" xmlns:w="http://schemas.openxmlformats.org/wordprocessingml/2006/main" xmlns:wne="http://schemas.microsoft.com/office/word/2006/wordml" xmlns:wp14="http://schemas.microsoft.com/office/word/2010/wordprocessingDrawing" xmlns:wp="http://schemas.openxmlformats.org/drawingml/2006/wordprocessingDrawing" xmlns:wpc="http://schemas.microsoft.com/office/word/2010/wordprocessingCanvas" xmlns:wpg="http://schemas.microsoft.com/office/word/2010/wordprocessingGroup" xmlns:wpi="http://schemas.microsoft.com/office/word/2010/wordprocessingInk" xmlns:wps="http://schemas.microsoft.com/office/word/2010/wordprocessingShape" mc:Ignorable="w14 wp14">
+  <w:p>
+    <w:pPr>
+      <w:pStyle w:val="Header"/>
+    </w:pPr>
+  </w:p>
+</w:hdr>
 </file>
 
 <file path=word/numbering.xml><?xml version="1.0" encoding="utf-8"?>
